--- a/docs/manuscripts/Methods_DFT_v9_for_coauthors.docx
+++ b/docs/manuscripts/Methods_DFT_v9_for_coauthors.docx
@@ -2740,16 +2740,7 @@
           <w:color w:val="1F2937"/>
           <w:b/>
         </w:rPr>
-        <w:t xml:space="preserve">2-2. 그렇다면 Figure 2e 에 들어갈 숫자는 무엇인가 — </w:t>
-      </w:r>
-      <w:r>
-        <w:rPr>
-          <w:rFonts w:ascii="Consolas" w:hAnsi="Consolas" w:eastAsia="Malgun Gothic"/>
-          <w:sz w:val="23"/>
-          <w:color w:val="1F2937"/>
-          <w:b/>
-        </w:rPr>
-        <w:t xml:space="preserve">ΔΔE_obs</w:t>
+        <w:t xml:space="preserve">2-2. 그렇다면 Figure 2e 에 들어갈 숫자는 무엇인가</w:t>
       </w:r>
     </w:p>
     <w:p>
@@ -2771,16 +2762,72 @@
           <w:color w:val="1F2937"/>
           <w:b/>
         </w:rPr>
-        <w:t xml:space="preserve">다른 이름의 다른 양</w:t>
-      </w:r>
-      <w:r>
-        <w:rPr>
-          <w:rFonts w:ascii="Calibri" w:hAnsi="Calibri" w:eastAsia="Malgun Gothic"/>
-          <w:sz w:val="20"/>
-          <w:color w:val="1F2937"/>
-        </w:rPr>
-        <w:t xml:space="preserve">이다. </w:t>
-      </w:r>
+        <w:t xml:space="preserve">다른 양</w:t>
+      </w:r>
+      <w:r>
+        <w:rPr>
+          <w:rFonts w:ascii="Calibri" w:hAnsi="Calibri" w:eastAsia="Malgun Gothic"/>
+          <w:sz w:val="20"/>
+          <w:color w:val="1F2937"/>
+        </w:rPr>
+        <w:t xml:space="preserve">이다.</w:t>
+      </w:r>
+    </w:p>
+    <w:p>
+      <w:pPr>
+        <w:spacing w:after="140" w:line="276" w:lineRule="auto"/>
+        <w:ind w:left="340"/>
+        <w:pBdr>
+          <w:left w:val="single" w:sz="18" w:space="8" w:color="1D4ED8"/>
+        </w:pBdr>
+      </w:pPr>
+      <w:r>
+        <w:rPr>
+          <w:rFonts w:ascii="Calibri" w:hAnsi="Calibri" w:eastAsia="Malgun Gothic"/>
+          <w:sz w:val="20"/>
+          <w:color w:val="1F2937"/>
+        </w:rPr>
+        <w:t xml:space="preserve">⚠ </w:t>
+      </w:r>
+      <w:r>
+        <w:rPr>
+          <w:rFonts w:ascii="Calibri" w:hAnsi="Calibri" w:eastAsia="Malgun Gothic"/>
+          <w:sz w:val="20"/>
+          <w:color w:val="1F2937"/>
+          <w:b/>
+        </w:rPr>
+        <w:t xml:space="preserve">원고에는 새 기호를 만들지 않는다.</w:t>
+      </w:r>
+      <w:r>
+        <w:rPr>
+          <w:rFonts w:ascii="Calibri" w:hAnsi="Calibri" w:eastAsia="Malgun Gothic"/>
+          <w:sz w:val="20"/>
+          <w:color w:val="1F2937"/>
+        </w:rPr>
+        <w:t xml:space="preserve"> 흡착에너지를 쌓아 올린 그리스 문자 약어를 쓰는 관행은 없다 — 논문은 값 둘(각 모델의 최저 E_ads)을 적고 차이를 문장으로 말한다. 아래의 식·게이트는 </w:t>
+      </w:r>
+      <w:r>
+        <w:rPr>
+          <w:rFonts w:ascii="Calibri" w:hAnsi="Calibri" w:eastAsia="Malgun Gothic"/>
+          <w:sz w:val="20"/>
+          <w:color w:val="1F2937"/>
+          <w:b/>
+        </w:rPr>
+        <w:t xml:space="preserve">리포 내부 장부</w:t>
+      </w:r>
+      <w:r>
+        <w:rPr>
+          <w:rFonts w:ascii="Calibri" w:hAnsi="Calibri" w:eastAsia="Malgun Gothic"/>
+          <w:sz w:val="20"/>
+          <w:color w:val="1F2937"/>
+        </w:rPr>
+        <w:t xml:space="preserve">이지 원고 어휘가 아니다.</w:t>
+      </w:r>
+    </w:p>
+    <w:p>
+      <w:pPr>
+        <w:spacing w:after="120" w:line="276" w:lineRule="auto"/>
+      </w:pPr>
       <w:r>
         <w:rPr>
           <w:rFonts w:ascii="Consolas" w:hAnsi="Consolas" w:eastAsia="Malgun Gothic"/>
@@ -2828,8 +2875,8 @@
         </w:tblBorders>
       </w:tblPr>
       <w:tblGrid>
-        <w:gridCol w:w="682"/>
-        <w:gridCol w:w="8317"/>
+        <w:gridCol w:w="676"/>
+        <w:gridCol w:w="8323"/>
       </w:tblGrid>
       <w:tr>
         <w:trPr>
@@ -2837,7 +2884,7 @@
         </w:trPr>
         <w:tc>
           <w:tcPr>
-            <w:tcW w:w="682" w:type="dxa"/>
+            <w:tcW w:w="676" w:type="dxa"/>
             <w:shd w:val="clear" w:color="auto" w:fill="EEF2FF"/>
             <w:tcMar>
               <w:top w:w="60" w:type="dxa"/>
@@ -2863,7 +2910,7 @@
         </w:tc>
         <w:tc>
           <w:tcPr>
-            <w:tcW w:w="8317" w:type="dxa"/>
+            <w:tcW w:w="8323" w:type="dxa"/>
             <w:shd w:val="clear" w:color="auto" w:fill="EEF2FF"/>
             <w:tcMar>
               <w:top w:w="60" w:type="dxa"/>
@@ -2891,31 +2938,31 @@
       <w:tr>
         <w:tc>
           <w:tcPr>
-            <w:tcW w:w="682" w:type="dxa"/>
-            <w:tcMar>
-              <w:top w:w="60" w:type="dxa"/>
-              <w:bottom w:w="60" w:type="dxa"/>
-              <w:left w:w="100" w:type="dxa"/>
-              <w:right w:w="100" w:type="dxa"/>
-            </w:tcMar>
-          </w:tcPr>
-          <w:p>
-            <w:pPr>
-              <w:spacing w:after="0" w:line="260" w:lineRule="auto"/>
-            </w:pPr>
-            <w:r>
-              <w:rPr>
-                <w:rFonts w:ascii="Calibri" w:hAnsi="Calibri" w:eastAsia="Malgun Gothic"/>
-                <w:sz w:val="18"/>
-                <w:color w:val="1F2937"/>
-              </w:rPr>
-              <w:t xml:space="preserve">이름</w:t>
-            </w:r>
-          </w:p>
-        </w:tc>
-        <w:tc>
-          <w:tcPr>
-            <w:tcW w:w="8317" w:type="dxa"/>
+            <w:tcW w:w="676" w:type="dxa"/>
+            <w:tcMar>
+              <w:top w:w="60" w:type="dxa"/>
+              <w:bottom w:w="60" w:type="dxa"/>
+              <w:left w:w="100" w:type="dxa"/>
+              <w:right w:w="100" w:type="dxa"/>
+            </w:tcMar>
+          </w:tcPr>
+          <w:p>
+            <w:pPr>
+              <w:spacing w:after="0" w:line="260" w:lineRule="auto"/>
+            </w:pPr>
+            <w:r>
+              <w:rPr>
+                <w:rFonts w:ascii="Calibri" w:hAnsi="Calibri" w:eastAsia="Malgun Gothic"/>
+                <w:sz w:val="18"/>
+                <w:color w:val="1F2937"/>
+              </w:rPr>
+              <w:t xml:space="preserve">무엇</w:t>
+            </w:r>
+          </w:p>
+        </w:tc>
+        <w:tc>
+          <w:tcPr>
+            <w:tcW w:w="8323" w:type="dxa"/>
             <w:tcMar>
               <w:top w:w="60" w:type="dxa"/>
               <w:bottom w:w="60" w:type="dxa"/>
@@ -2934,15 +2981,15 @@
                 <w:color w:val="1F2937"/>
                 <w:b/>
               </w:rPr>
-              <w:t xml:space="preserve">ΔΔE_obs</w:t>
-            </w:r>
-            <w:r>
-              <w:rPr>
-                <w:rFonts w:ascii="Calibri" w:hAnsi="Calibri" w:eastAsia="Malgun Gothic"/>
-                <w:sz w:val="18"/>
-                <w:color w:val="1F2937"/>
-              </w:rPr>
-              <w:t xml:space="preserve"> (</w:t>
+              <w:t xml:space="preserve">두 모델의 최저 흡착에너지 차</w:t>
+            </w:r>
+            <w:r>
+              <w:rPr>
+                <w:rFonts w:ascii="Calibri" w:hAnsi="Calibri" w:eastAsia="Malgun Gothic"/>
+                <w:sz w:val="18"/>
+                <w:color w:val="1F2937"/>
+              </w:rPr>
+              <w:t xml:space="preserve"> — 원고에는 값 둘로 적고 기호를 만들지 않는다. 리포 내부 장부 이름은 </w:t>
             </w:r>
             <w:r>
               <w:rPr>
@@ -2950,47 +2997,24 @@
                 <w:sz w:val="18"/>
                 <w:color w:val="1F2937"/>
               </w:rPr>
-              <w:t xml:space="preserve">ΔΔE_lowE</w:t>
-            </w:r>
-            <w:r>
-              <w:rPr>
-                <w:rFonts w:ascii="Calibri" w:hAnsi="Calibri" w:eastAsia="Malgun Gothic"/>
-                <w:sz w:val="18"/>
-                <w:color w:val="1F2937"/>
-              </w:rPr>
-              <w:t xml:space="preserve"> · </w:t>
-            </w:r>
-            <w:r>
-              <w:rPr>
-                <w:rFonts w:ascii="Consolas" w:hAnsi="Consolas" w:eastAsia="Malgun Gothic"/>
-                <w:sz w:val="18"/>
-                <w:color w:val="1F2937"/>
-              </w:rPr>
-              <w:t xml:space="preserve">primary</w:t>
-            </w:r>
-            <w:r>
-              <w:rPr>
-                <w:rFonts w:ascii="Calibri" w:hAnsi="Calibri" w:eastAsia="Malgun Gothic"/>
-                <w:sz w:val="18"/>
-                <w:color w:val="1F2937"/>
-              </w:rPr>
-              <w:t xml:space="preserve"> · </w:t>
-            </w:r>
-            <w:r>
-              <w:rPr>
-                <w:rFonts w:ascii="Consolas" w:hAnsi="Consolas" w:eastAsia="Malgun Gothic"/>
-                <w:sz w:val="18"/>
-                <w:color w:val="1F2937"/>
-              </w:rPr>
-              <w:t xml:space="preserve">prospective_lowE</w:t>
-            </w:r>
-            <w:r>
-              <w:rPr>
-                <w:rFonts w:ascii="Calibri" w:hAnsi="Calibri" w:eastAsia="Malgun Gothic"/>
-                <w:sz w:val="18"/>
-                <w:color w:val="1F2937"/>
-              </w:rPr>
-              <w:t xml:space="preserve"> 로 부르지 않는다 — 그 셋은 금지 이름이다)</w:t>
+              <w:t xml:space="preserve">stageA_min_contrast</w:t>
+            </w:r>
+            <w:r>
+              <w:rPr>
+                <w:rFonts w:ascii="Calibri" w:hAnsi="Calibri" w:eastAsia="Malgun Gothic"/>
+                <w:sz w:val="18"/>
+                <w:color w:val="1F2937"/>
+              </w:rPr>
+              <w:t xml:space="preserve"> (C5) 이고 </w:t>
+            </w:r>
+            <w:r>
+              <w:rPr>
+                <w:rFonts w:ascii="Calibri" w:hAnsi="Calibri" w:eastAsia="Malgun Gothic"/>
+                <w:sz w:val="18"/>
+                <w:color w:val="1F2937"/>
+                <w:b/>
+              </w:rPr>
+              <w:t xml:space="preserve">문서·원고에 쓰지 않는다</w:t>
             </w:r>
           </w:p>
         </w:tc>
@@ -2998,7 +3022,7 @@
       <w:tr>
         <w:tc>
           <w:tcPr>
-            <w:tcW w:w="682" w:type="dxa"/>
+            <w:tcW w:w="676" w:type="dxa"/>
             <w:tcMar>
               <w:top w:w="60" w:type="dxa"/>
               <w:bottom w:w="60" w:type="dxa"/>
@@ -3022,18 +3046,26 @@
         </w:tc>
         <w:tc>
           <w:tcPr>
-            <w:tcW w:w="8317" w:type="dxa"/>
-            <w:tcMar>
-              <w:top w:w="60" w:type="dxa"/>
-              <w:bottom w:w="60" w:type="dxa"/>
-              <w:left w:w="100" w:type="dxa"/>
-              <w:right w:w="100" w:type="dxa"/>
-            </w:tcMar>
-          </w:tcPr>
-          <w:p>
-            <w:pPr>
-              <w:spacing w:after="0" w:line="260" w:lineRule="auto"/>
-            </w:pPr>
+            <w:tcW w:w="8323" w:type="dxa"/>
+            <w:tcMar>
+              <w:top w:w="60" w:type="dxa"/>
+              <w:bottom w:w="60" w:type="dxa"/>
+              <w:left w:w="100" w:type="dxa"/>
+              <w:right w:w="100" w:type="dxa"/>
+            </w:tcMar>
+          </w:tcPr>
+          <w:p>
+            <w:pPr>
+              <w:spacing w:after="0" w:line="260" w:lineRule="auto"/>
+            </w:pPr>
+            <w:r>
+              <w:rPr>
+                <w:rFonts w:ascii="Calibri" w:hAnsi="Calibri" w:eastAsia="Malgun Gothic"/>
+                <w:sz w:val="18"/>
+                <w:color w:val="1F2937"/>
+              </w:rPr>
+              <w:t xml:space="preserve">조각 f, 자세 p 에 대해 </w:t>
+            </w:r>
             <w:r>
               <w:rPr>
                 <w:rFonts w:ascii="Consolas" w:hAnsi="Consolas" w:eastAsia="Malgun Gothic"/>
@@ -3048,7 +3080,7 @@
                 <w:sz w:val="18"/>
                 <w:color w:val="1F2937"/>
               </w:rPr>
-              <w:t xml:space="preserve"> · </w:t>
+              <w:t xml:space="preserve">; 보고값은 </w:t>
             </w:r>
             <w:r>
               <w:rPr>
@@ -3056,7 +3088,48 @@
                 <w:sz w:val="18"/>
                 <w:color w:val="1F2937"/>
               </w:rPr>
-              <w:t xml:space="preserve">ΔΔE_obs = min_{p∈12} A(SDCP,p) − min_{q∈12} A(c10,q)</w:t>
+              <w:t xml:space="preserve">min_p A(SDCP,p)</w:t>
+            </w:r>
+            <w:r>
+              <w:rPr>
+                <w:rFonts w:ascii="Calibri" w:hAnsi="Calibri" w:eastAsia="Malgun Gothic"/>
+                <w:sz w:val="18"/>
+                <w:color w:val="1F2937"/>
+              </w:rPr>
+              <w:t xml:space="preserve"> 와 </w:t>
+            </w:r>
+            <w:r>
+              <w:rPr>
+                <w:rFonts w:ascii="Consolas" w:hAnsi="Consolas" w:eastAsia="Malgun Gothic"/>
+                <w:sz w:val="18"/>
+                <w:color w:val="1F2937"/>
+              </w:rPr>
+              <w:t xml:space="preserve">min_q A(c10,q)</w:t>
+            </w:r>
+            <w:r>
+              <w:rPr>
+                <w:rFonts w:ascii="Calibri" w:hAnsi="Calibri" w:eastAsia="Malgun Gothic"/>
+                <w:sz w:val="18"/>
+                <w:color w:val="1F2937"/>
+              </w:rPr>
+              <w:t xml:space="preserve"> </w:t>
+            </w:r>
+            <w:r>
+              <w:rPr>
+                <w:rFonts w:ascii="Calibri" w:hAnsi="Calibri" w:eastAsia="Malgun Gothic"/>
+                <w:sz w:val="18"/>
+                <w:color w:val="1F2937"/>
+                <w:b/>
+              </w:rPr>
+              <w:t xml:space="preserve">두 숫자</w:t>
+            </w:r>
+            <w:r>
+              <w:rPr>
+                <w:rFonts w:ascii="Calibri" w:hAnsi="Calibri" w:eastAsia="Malgun Gothic"/>
+                <w:sz w:val="18"/>
+                <w:color w:val="1F2937"/>
+              </w:rPr>
+              <w:t xml:space="preserve">이고, 본문에는 그 둘과 차이를 말로 적는다</w:t>
             </w:r>
           </w:p>
         </w:tc>
@@ -3064,7 +3137,7 @@
       <w:tr>
         <w:tc>
           <w:tcPr>
-            <w:tcW w:w="682" w:type="dxa"/>
+            <w:tcW w:w="676" w:type="dxa"/>
             <w:tcMar>
               <w:top w:w="60" w:type="dxa"/>
               <w:bottom w:w="60" w:type="dxa"/>
@@ -3088,7 +3161,7 @@
         </w:tc>
         <w:tc>
           <w:tcPr>
-            <w:tcW w:w="8317" w:type="dxa"/>
+            <w:tcW w:w="8323" w:type="dxa"/>
             <w:tcMar>
               <w:top w:w="60" w:type="dxa"/>
               <w:bottom w:w="60" w:type="dxa"/>
@@ -3163,7 +3236,7 @@
       <w:tr>
         <w:tc>
           <w:tcPr>
-            <w:tcW w:w="682" w:type="dxa"/>
+            <w:tcW w:w="676" w:type="dxa"/>
             <w:tcMar>
               <w:top w:w="60" w:type="dxa"/>
               <w:bottom w:w="60" w:type="dxa"/>
@@ -3187,7 +3260,7 @@
         </w:tc>
         <w:tc>
           <w:tcPr>
-            <w:tcW w:w="8317" w:type="dxa"/>
+            <w:tcW w:w="8323" w:type="dxa"/>
             <w:tcMar>
               <w:top w:w="60" w:type="dxa"/>
               <w:bottom w:w="60" w:type="dxa"/>
@@ -3222,7 +3295,7 @@
       <w:tr>
         <w:tc>
           <w:tcPr>
-            <w:tcW w:w="682" w:type="dxa"/>
+            <w:tcW w:w="676" w:type="dxa"/>
             <w:tcMar>
               <w:top w:w="60" w:type="dxa"/>
               <w:bottom w:w="60" w:type="dxa"/>
@@ -3246,7 +3319,7 @@
         </w:tc>
         <w:tc>
           <w:tcPr>
-            <w:tcW w:w="8317" w:type="dxa"/>
+            <w:tcW w:w="8323" w:type="dxa"/>
             <w:tcMar>
               <w:top w:w="60" w:type="dxa"/>
               <w:bottom w:w="60" w:type="dxa"/>
@@ -3281,7 +3354,7 @@
       <w:tr>
         <w:tc>
           <w:tcPr>
-            <w:tcW w:w="682" w:type="dxa"/>
+            <w:tcW w:w="676" w:type="dxa"/>
             <w:tcMar>
               <w:top w:w="60" w:type="dxa"/>
               <w:bottom w:w="60" w:type="dxa"/>
@@ -3305,7 +3378,7 @@
         </w:tc>
         <w:tc>
           <w:tcPr>
-            <w:tcW w:w="8317" w:type="dxa"/>
+            <w:tcW w:w="8323" w:type="dxa"/>
             <w:tcMar>
               <w:top w:w="60" w:type="dxa"/>
               <w:bottom w:w="60" w:type="dxa"/>
@@ -10821,39 +10894,7 @@
           <w:sz w:val="20"/>
           <w:color w:val="1F2937"/>
         </w:rPr>
-        <w:t xml:space="preserve">: "전역 최소" · "가장 안정한 자세" · "적어도 X eV" · "항상" · 자리 선호(Li vs Ni — 판정 바닥 30 meV 아래라 미해결) · 술포네이트 기전 · </w:t>
-      </w:r>
-      <w:r>
-        <w:rPr>
-          <w:rFonts w:ascii="Consolas" w:hAnsi="Consolas" w:eastAsia="Malgun Gothic"/>
-          <w:sz w:val="20"/>
-          <w:color w:val="1F2937"/>
-        </w:rPr>
-        <w:t xml:space="preserve">ΔΔE_lowE</w:t>
-      </w:r>
-      <w:r>
-        <w:rPr>
-          <w:rFonts w:ascii="Calibri" w:hAnsi="Calibri" w:eastAsia="Malgun Gothic"/>
-          <w:sz w:val="20"/>
-          <w:color w:val="1F2937"/>
-        </w:rPr>
-        <w:t xml:space="preserve">/</w:t>
-      </w:r>
-      <w:r>
-        <w:rPr>
-          <w:rFonts w:ascii="Consolas" w:hAnsi="Consolas" w:eastAsia="Malgun Gothic"/>
-          <w:sz w:val="20"/>
-          <w:color w:val="1F2937"/>
-        </w:rPr>
-        <w:t xml:space="preserve">primary</w:t>
-      </w:r>
-      <w:r>
-        <w:rPr>
-          <w:rFonts w:ascii="Calibri" w:hAnsi="Calibri" w:eastAsia="Malgun Gothic"/>
-          <w:sz w:val="20"/>
-          <w:color w:val="1F2937"/>
-        </w:rPr>
-        <w:t xml:space="preserve"> 라는 이름 · </w:t>
+        <w:t xml:space="preserve">: "전역 최소" · "가장 안정한 자세" · "적어도 X eV" · "항상" · 자리 선호(Li vs Ni — 판정 바닥 30 meV 아래라 미해결) · 술포네이트 기전 · 새로 만든 기호나 약어 · </w:t>
       </w:r>
       <w:r>
         <w:rPr>
@@ -11478,23 +11519,7 @@
                 <w:sz w:val="18"/>
                 <w:color w:val="1F2937"/>
               </w:rPr>
-              <w:t xml:space="preserve">audit pose 0개 · 표본 조건부. </w:t>
-            </w:r>
-            <w:r>
-              <w:rPr>
-                <w:rFonts w:ascii="Consolas" w:hAnsi="Consolas" w:eastAsia="Malgun Gothic"/>
-                <w:sz w:val="18"/>
-                <w:color w:val="1F2937"/>
-              </w:rPr>
-              <w:t xml:space="preserve">ΔΔE_obs</w:t>
-            </w:r>
-            <w:r>
-              <w:rPr>
-                <w:rFonts w:ascii="Calibri" w:hAnsi="Calibri" w:eastAsia="Malgun Gothic"/>
-                <w:sz w:val="18"/>
-                <w:color w:val="1F2937"/>
-              </w:rPr>
-              <w:t xml:space="preserve"> 는 조사한 12자세 안의 진술이다</w:t>
+              <w:t xml:space="preserve">audit pose 0개 · 표본 조건부. 보고값은 조사한 12자세 안의 진술이다</w:t>
             </w:r>
           </w:p>
         </w:tc>
@@ -11945,23 +11970,7 @@
                 <w:sz w:val="18"/>
                 <w:color w:val="1F2937"/>
               </w:rPr>
-              <w:t xml:space="preserve">열지 않는다. </w:t>
-            </w:r>
-            <w:r>
-              <w:rPr>
-                <w:rFonts w:ascii="Consolas" w:hAnsi="Consolas" w:eastAsia="Malgun Gothic"/>
-                <w:sz w:val="18"/>
-                <w:color w:val="1F2937"/>
-              </w:rPr>
-              <w:t xml:space="preserve">ΔΔE_obs</w:t>
-            </w:r>
-            <w:r>
-              <w:rPr>
-                <w:rFonts w:ascii="Calibri" w:hAnsi="Calibri" w:eastAsia="Malgun Gothic"/>
-                <w:sz w:val="18"/>
-                <w:color w:val="1F2937"/>
-              </w:rPr>
-              <w:t xml:space="preserve"> 는 그것 없이 성립한다</w:t>
+              <w:t xml:space="preserve">열지 않는다. 이 보고값은 그것 없이 성립한다</w:t>
             </w:r>
           </w:p>
         </w:tc>
@@ -12698,19 +12707,11 @@
             </w:pPr>
             <w:r>
               <w:rPr>
-                <w:rFonts w:ascii="Consolas" w:hAnsi="Consolas" w:eastAsia="Malgun Gothic"/>
-                <w:sz w:val="18"/>
-                <w:color w:val="1F2937"/>
-              </w:rPr>
-              <w:t xml:space="preserve">ΔΔE_obs</w:t>
-            </w:r>
-            <w:r>
-              <w:rPr>
-                <w:rFonts w:ascii="Calibri" w:hAnsi="Calibri" w:eastAsia="Malgun Gothic"/>
-                <w:sz w:val="18"/>
-                <w:color w:val="1F2937"/>
-              </w:rPr>
-              <w:t xml:space="preserve"> (C5, 게이트 5 통과 시)</w:t>
+                <w:rFonts w:ascii="Calibri" w:hAnsi="Calibri" w:eastAsia="Malgun Gothic"/>
+                <w:sz w:val="18"/>
+                <w:color w:val="1F2937"/>
+              </w:rPr>
+              <w:t xml:space="preserve">두 최저 흡착에너지의 차 (C5, 게이트 5 통과 시)</w:t>
             </w:r>
           </w:p>
         </w:tc>
@@ -13605,23 +13606,7 @@
           <w:sz w:val="20"/>
           <w:color w:val="1F2937"/>
         </w:rPr>
-        <w:t xml:space="preserve">: 범위를 DFT 로 좁히고, Stage A 를 calibration 으로 되돌리고, 인용 가능한 양을 </w:t>
-      </w:r>
-      <w:r>
-        <w:rPr>
-          <w:rFonts w:ascii="Consolas" w:hAnsi="Consolas" w:eastAsia="Malgun Gothic"/>
-          <w:sz w:val="20"/>
-          <w:color w:val="1F2937"/>
-        </w:rPr>
-        <w:t xml:space="preserve">ΔΔE_obs</w:t>
-      </w:r>
-      <w:r>
-        <w:rPr>
-          <w:rFonts w:ascii="Calibri" w:hAnsi="Calibri" w:eastAsia="Malgun Gothic"/>
-          <w:sz w:val="20"/>
-          <w:color w:val="1F2937"/>
-        </w:rPr>
-        <w:t xml:space="preserve"> 로 따로 정의하고, 방향을 빈칸으로 만들었다.</w:t>
+        <w:t xml:space="preserve">: 범위를 DFT 로 좁히고, Stage A 를 calibration 으로 되돌리고, 인용 가능한 양을 사전등록 primary 와 분리해 정의하고, 방향을 빈칸으로 만들었다.</w:t>
       </w:r>
     </w:p>
     <w:sectPr>
